--- a/Архитектура/Описание технической архитектуры платформы и MES.docx
+++ b/Архитектура/Описание технической архитектуры платформы и MES.docx
@@ -2,6 +2,53 @@
 <file path=word/document.xml><?xml version="1.0" encoding="utf-8"?>
 <w:document xmlns:wpc="http://schemas.microsoft.com/office/word/2010/wordprocessingCanvas" xmlns:cx="http://schemas.microsoft.com/office/drawing/2014/chartex" xmlns:cx1="http://schemas.microsoft.com/office/drawing/2015/9/8/chartex" xmlns:cx2="http://schemas.microsoft.com/office/drawing/2015/10/21/chartex" xmlns:cx3="http://schemas.microsoft.com/office/drawing/2016/5/9/chartex" xmlns:cx4="http://schemas.microsoft.com/office/drawing/2016/5/10/chartex" xmlns:cx5="http://schemas.microsoft.com/office/drawing/2016/5/11/chartex" xmlns:cx6="http://schemas.microsoft.com/office/drawing/2016/5/12/chartex" xmlns:cx7="http://schemas.microsoft.com/office/drawing/2016/5/13/chartex" xmlns:cx8="http://schemas.microsoft.com/office/drawing/2016/5/14/chartex" xmlns:mc="http://schemas.openxmlformats.org/markup-compatibility/2006" xmlns:aink="http://schemas.microsoft.com/office/drawing/2016/ink" xmlns:am3d="http://schemas.microsoft.com/office/drawing/2017/model3d" xmlns:o="urn:schemas-microsoft-com:office:office" xmlns:oel="http://schemas.microsoft.com/office/2019/extlst" xmlns:r="http://schemas.openxmlformats.org/officeDocument/2006/relationships" xmlns:m="http://schemas.openxmlformats.org/officeDocument/2006/math" xmlns:v="urn:schemas-microsoft-com:vml" xmlns:wp14="http://schemas.microsoft.com/office/word/2010/wordprocessingDrawing" xmlns:wp="http://schemas.openxmlformats.org/drawingml/2006/wordprocessingDrawing" xmlns:w10="urn:schemas-microsoft-com:office:word" xmlns:w="http://schemas.openxmlformats.org/wordprocessingml/2006/main" xmlns:w14="http://schemas.microsoft.com/office/word/2010/wordml" xmlns:w15="http://schemas.microsoft.com/office/word/2012/wordml" xmlns:w16cex="http://schemas.microsoft.com/office/word/2018/wordml/cex" xmlns:w16cid="http://schemas.microsoft.com/office/word/2016/wordml/cid" xmlns:w16="http://schemas.microsoft.com/office/word/2018/wordml" xmlns:w16du="http://schemas.microsoft.com/office/word/2023/wordml/word16du" xmlns:w16sdtdh="http://schemas.microsoft.com/office/word/2020/wordml/sdtdatahash" xmlns:w16sdtfl="http://schemas.microsoft.com/office/word/2024/wordml/sdtformatlock" xmlns:w16se="http://schemas.microsoft.com/office/word/2015/wordml/symex" xmlns:wpg="http://schemas.microsoft.com/office/word/2010/wordprocessingGroup" xmlns:wpi="http://schemas.microsoft.com/office/word/2010/wordprocessingInk" xmlns:wne="http://schemas.microsoft.com/office/word/2006/wordml" xmlns:wps="http://schemas.microsoft.com/office/word/2010/wordprocessingShape" mc:Ignorable="w14 w15 w16se w16cid w16 w16cex w16sdtdh w16sdtfl w16du wp14">
   <w:body>
+    <w:p>
+      <w:pPr>
+        <w:pStyle w:val="1"/>
+        <w:spacing w:after="200"/>
+        <w:jc w:val="center"/>
+        <w:rPr>
+          <w:sz w:val="48"/>
+          <w:szCs w:val="48"/>
+        </w:rPr>
+      </w:pPr>
+      <w:r>
+        <w:rPr>
+          <w:sz w:val="48"/>
+          <w:szCs w:val="48"/>
+        </w:rPr>
+        <w:t>Описание технической архитектуры</w:t>
+      </w:r>
+      <w:r>
+        <w:rPr>
+          <w:sz w:val="48"/>
+          <w:szCs w:val="48"/>
+        </w:rPr>
+        <w:br/>
+      </w:r>
+      <w:r>
+        <w:rPr>
+          <w:sz w:val="48"/>
+          <w:szCs w:val="48"/>
+        </w:rPr>
+        <w:t xml:space="preserve">платформы и </w:t>
+      </w:r>
+      <w:r>
+        <w:rPr>
+          <w:sz w:val="48"/>
+          <w:szCs w:val="48"/>
+          <w:lang w:val="en-US"/>
+        </w:rPr>
+        <w:t>MES</w:t>
+      </w:r>
+    </w:p>
+    <w:p>
+      <w:pPr>
+        <w:pStyle w:val="1"/>
+        <w:spacing w:after="200"/>
+        <w:jc w:val="center"/>
+      </w:pPr>
+    </w:p>
     <w:p>
       <w:pPr>
         <w:pStyle w:val="1"/>
@@ -158,22 +205,25 @@
         <w:pStyle w:val="3"/>
         <w:spacing w:after="200"/>
       </w:pPr>
+      <w:proofErr w:type="spellStart"/>
       <w:r>
         <w:t>Admin</w:t>
       </w:r>
-    </w:p>
-    <w:p>
-      <w:pPr>
-        <w:spacing w:after="200"/>
-      </w:pPr>
-      <w:r>
-        <w:t xml:space="preserve"> </w:t>
-      </w:r>
-    </w:p>
-    <w:p>
-      <w:pPr>
-        <w:spacing w:after="120"/>
-      </w:pPr>
+      <w:proofErr w:type="spellEnd"/>
+    </w:p>
+    <w:p>
+      <w:pPr>
+        <w:spacing w:after="200"/>
+      </w:pPr>
+      <w:r>
+        <w:t xml:space="preserve"> </w:t>
+      </w:r>
+    </w:p>
+    <w:p>
+      <w:pPr>
+        <w:spacing w:after="120"/>
+      </w:pPr>
+      <w:proofErr w:type="spellStart"/>
       <w:r>
         <w:rPr>
           <w:b/>
@@ -181,6 +231,7 @@
         </w:rPr>
         <w:t>Admin</w:t>
       </w:r>
+      <w:proofErr w:type="spellEnd"/>
       <w:r>
         <w:t xml:space="preserve"> — административная часть системы.</w:t>
       </w:r>
@@ -206,6 +257,7 @@
         <w:spacing w:after="200"/>
       </w:pPr>
       <w:r>
+        <w:lastRenderedPageBreak/>
         <w:t xml:space="preserve"> </w:t>
       </w:r>
     </w:p>
@@ -271,7 +323,6 @@
         <w:spacing w:after="100"/>
       </w:pPr>
       <w:r>
-        <w:lastRenderedPageBreak/>
         <w:t>параметрами работы платформы;</w:t>
       </w:r>
     </w:p>
@@ -301,23 +352,39 @@
         <w:spacing w:after="120"/>
       </w:pPr>
       <w:r>
-        <w:t>В центральном контуре Admin используется для корпоративного управления всеми предприятиями.</w:t>
-      </w:r>
-    </w:p>
-    <w:p>
-      <w:pPr>
-        <w:spacing w:after="200"/>
-      </w:pPr>
-      <w:r>
-        <w:t xml:space="preserve"> </w:t>
-      </w:r>
-    </w:p>
-    <w:p>
-      <w:pPr>
-        <w:spacing w:after="120"/>
-      </w:pPr>
-      <w:r>
-        <w:t>В локальном контуре Admin управляет только соответствующим предприятием.</w:t>
+        <w:t xml:space="preserve">В центральном контуре </w:t>
+      </w:r>
+      <w:proofErr w:type="spellStart"/>
+      <w:r>
+        <w:t>Admin</w:t>
+      </w:r>
+      <w:proofErr w:type="spellEnd"/>
+      <w:r>
+        <w:t xml:space="preserve"> используется для корпоративного управления всеми предприятиями.</w:t>
+      </w:r>
+    </w:p>
+    <w:p>
+      <w:pPr>
+        <w:spacing w:after="200"/>
+      </w:pPr>
+      <w:r>
+        <w:t xml:space="preserve"> </w:t>
+      </w:r>
+    </w:p>
+    <w:p>
+      <w:pPr>
+        <w:spacing w:after="120"/>
+      </w:pPr>
+      <w:r>
+        <w:t xml:space="preserve">В локальном контуре </w:t>
+      </w:r>
+      <w:proofErr w:type="spellStart"/>
+      <w:r>
+        <w:t>Admin</w:t>
+      </w:r>
+      <w:proofErr w:type="spellEnd"/>
+      <w:r>
+        <w:t xml:space="preserve"> управляет только соответствующим предприятием.</w:t>
       </w:r>
     </w:p>
     <w:p>
@@ -569,6 +636,7 @@
         <w:spacing w:after="120"/>
       </w:pPr>
       <w:r>
+        <w:lastRenderedPageBreak/>
         <w:t xml:space="preserve">При этом Studio </w:t>
       </w:r>
       <w:r>
@@ -576,7 +644,23 @@
           <w:b/>
           <w:bCs/>
         </w:rPr>
-        <w:t>не является Low-Code/No-Code платформой</w:t>
+        <w:t xml:space="preserve">не является </w:t>
+      </w:r>
+      <w:proofErr w:type="spellStart"/>
+      <w:r>
+        <w:rPr>
+          <w:b/>
+          <w:bCs/>
+        </w:rPr>
+        <w:t>Low</w:t>
+      </w:r>
+      <w:proofErr w:type="spellEnd"/>
+      <w:r>
+        <w:rPr>
+          <w:b/>
+          <w:bCs/>
+        </w:rPr>
+        <w:t>-Code/No-Code платформой</w:t>
       </w:r>
       <w:r>
         <w:t>. Она не предназначена для визуальной разработки произвольной бизнес-логики вместо программирования.</w:t>
@@ -616,7 +700,6 @@
         <w:rPr>
           <w:lang w:val="en-US"/>
         </w:rPr>
-        <w:lastRenderedPageBreak/>
         <w:t xml:space="preserve"> </w:t>
       </w:r>
     </w:p>
@@ -936,6 +1019,7 @@
         <w:spacing w:after="120"/>
       </w:pPr>
       <w:r>
+        <w:lastRenderedPageBreak/>
         <w:t>Каждый локальный контур:</w:t>
       </w:r>
     </w:p>
@@ -983,7 +1067,6 @@
         <w:spacing w:after="100"/>
       </w:pPr>
       <w:r>
-        <w:lastRenderedPageBreak/>
         <w:t>хранит локальные производственные данные;</w:t>
       </w:r>
     </w:p>
@@ -1065,7 +1148,15 @@
         <w:spacing w:after="120"/>
       </w:pPr>
       <w:r>
-        <w:t>Это означает, что если связь с Центральным контуром временно отсутствует, предприятие продолжает работать. Данные и изменения накапливаются локально, а после восстановления связи автоматически передаются в Центральный контур.</w:t>
+        <w:t xml:space="preserve">Это означает, </w:t>
+      </w:r>
+      <w:proofErr w:type="gramStart"/>
+      <w:r>
+        <w:t>что</w:t>
+      </w:r>
+      <w:proofErr w:type="gramEnd"/>
+      <w:r>
+        <w:t xml:space="preserve"> если связь с Центральным контуром временно отсутствует, предприятие продолжает работать. Данные и изменения накапливаются локально, а после восстановления связи автоматически передаются в Центральный контур.</w:t>
       </w:r>
     </w:p>
     <w:p>
@@ -1275,6 +1366,7 @@
         <w:spacing w:after="100"/>
       </w:pPr>
       <w:r>
+        <w:lastRenderedPageBreak/>
         <w:t>другие системы автоматизации.</w:t>
       </w:r>
     </w:p>
@@ -1307,7 +1399,6 @@
         <w:spacing w:after="120"/>
       </w:pPr>
       <w:r>
-        <w:lastRenderedPageBreak/>
         <w:t>Это позволяет отделить производственную сеть от корпоративной информационной системы и при этом обеспечить передачу необходимых данных в MES.</w:t>
       </w:r>
     </w:p>
@@ -1381,6 +1472,7 @@
         </w:numPr>
         <w:spacing w:after="100"/>
       </w:pPr>
+      <w:proofErr w:type="spellStart"/>
       <w:r>
         <w:rPr>
           <w:b/>
@@ -1388,6 +1480,7 @@
         </w:rPr>
         <w:t>React</w:t>
       </w:r>
+      <w:proofErr w:type="spellEnd"/>
       <w:r>
         <w:t xml:space="preserve"> — пользовательские приложения;</w:t>
       </w:r>
@@ -1401,6 +1494,7 @@
         </w:numPr>
         <w:spacing w:after="100"/>
       </w:pPr>
+      <w:proofErr w:type="spellStart"/>
       <w:r>
         <w:rPr>
           <w:b/>
@@ -1408,6 +1502,7 @@
         </w:rPr>
         <w:t>PostgreSQL</w:t>
       </w:r>
+      <w:proofErr w:type="spellEnd"/>
       <w:r>
         <w:t xml:space="preserve"> — хранение данных;</w:t>
       </w:r>
@@ -1421,6 +1516,7 @@
         </w:numPr>
         <w:spacing w:after="100"/>
       </w:pPr>
+      <w:proofErr w:type="spellStart"/>
       <w:r>
         <w:rPr>
           <w:b/>
@@ -1428,6 +1524,7 @@
         </w:rPr>
         <w:t>Kafka</w:t>
       </w:r>
+      <w:proofErr w:type="spellEnd"/>
       <w:r>
         <w:t xml:space="preserve"> — обмен событиями и асинхронная синхронизация;</w:t>
       </w:r>
@@ -1441,6 +1538,7 @@
         </w:numPr>
         <w:spacing w:after="100"/>
       </w:pPr>
+      <w:proofErr w:type="spellStart"/>
       <w:r>
         <w:rPr>
           <w:b/>
@@ -1448,6 +1546,7 @@
         </w:rPr>
         <w:t>Keycloak</w:t>
       </w:r>
+      <w:proofErr w:type="spellEnd"/>
       <w:r>
         <w:t xml:space="preserve"> — централизованная идентификация и аутентификация пользователей;</w:t>
       </w:r>
@@ -1461,6 +1560,7 @@
         </w:numPr>
         <w:spacing w:after="100"/>
       </w:pPr>
+      <w:proofErr w:type="spellStart"/>
       <w:r>
         <w:rPr>
           <w:b/>
@@ -1468,6 +1568,7 @@
         </w:rPr>
         <w:t>Kubernetes</w:t>
       </w:r>
+      <w:proofErr w:type="spellEnd"/>
       <w:r>
         <w:t xml:space="preserve"> — запуск и масштабирование программных компонентов.</w:t>
       </w:r>
@@ -1485,7 +1586,15 @@
         <w:spacing w:after="120"/>
       </w:pPr>
       <w:r>
-        <w:t>При этом Keycloak является внешней системой управления идентификацией. Платформа использует её для проверки личности пользователя и получения информации о его правах, но не является владельцем самой системы идентификации.</w:t>
+        <w:t xml:space="preserve">При этом </w:t>
+      </w:r>
+      <w:proofErr w:type="spellStart"/>
+      <w:r>
+        <w:t>Keycloak</w:t>
+      </w:r>
+      <w:proofErr w:type="spellEnd"/>
+      <w:r>
+        <w:t xml:space="preserve"> является внешней системой управления идентификацией. Платформа использует её для проверки личности пользователя и получения информации о его правах, но не является владельцем самой системы идентификации.</w:t>
       </w:r>
     </w:p>
     <w:p>
@@ -1592,6 +1701,7 @@
         <w:jc w:val="center"/>
       </w:pPr>
       <w:r>
+        <w:lastRenderedPageBreak/>
         <w:t>2. Логическая архитектура</w:t>
       </w:r>
     </w:p>
@@ -1608,7 +1718,6 @@
         <w:spacing w:after="120"/>
       </w:pPr>
       <w:r>
-        <w:lastRenderedPageBreak/>
         <w:t>Логическая архитектура</w:t>
       </w:r>
       <w:r>
@@ -1869,6 +1978,7 @@
       <w:pPr>
         <w:spacing w:after="120"/>
       </w:pPr>
+      <w:proofErr w:type="spellStart"/>
       <w:r>
         <w:rPr>
           <w:b/>
@@ -1876,6 +1986,7 @@
         </w:rPr>
         <w:t>Admin</w:t>
       </w:r>
+      <w:proofErr w:type="spellEnd"/>
       <w:r>
         <w:t xml:space="preserve"> — локальное администрирование предприятия.</w:t>
       </w:r>
@@ -1897,6 +2008,7 @@
           <w:b/>
           <w:bCs/>
         </w:rPr>
+        <w:lastRenderedPageBreak/>
         <w:t>Studio</w:t>
       </w:r>
       <w:r>
@@ -1920,8 +2032,17 @@
           <w:b/>
           <w:bCs/>
         </w:rPr>
-        <w:t>Platform Execution</w:t>
-      </w:r>
+        <w:t xml:space="preserve">Platform </w:t>
+      </w:r>
+      <w:proofErr w:type="spellStart"/>
+      <w:r>
+        <w:rPr>
+          <w:b/>
+          <w:bCs/>
+        </w:rPr>
+        <w:t>Execution</w:t>
+      </w:r>
+      <w:proofErr w:type="spellEnd"/>
       <w:r>
         <w:t xml:space="preserve"> — выполнение операций и работа MES-модулей.</w:t>
       </w:r>
@@ -1931,7 +2052,6 @@
         <w:spacing w:after="200"/>
       </w:pPr>
       <w:r>
-        <w:lastRenderedPageBreak/>
         <w:t xml:space="preserve"> </w:t>
       </w:r>
     </w:p>
@@ -1956,7 +2076,23 @@
         <w:spacing w:after="120"/>
       </w:pPr>
       <w:r>
-        <w:t>Локальный контур также содержит собственные PostgreSQL и Kafka.</w:t>
+        <w:t xml:space="preserve">Локальный контур также содержит собственные </w:t>
+      </w:r>
+      <w:proofErr w:type="spellStart"/>
+      <w:r>
+        <w:t>PostgreSQL</w:t>
+      </w:r>
+      <w:proofErr w:type="spellEnd"/>
+      <w:r>
+        <w:t xml:space="preserve"> и </w:t>
+      </w:r>
+      <w:proofErr w:type="spellStart"/>
+      <w:r>
+        <w:t>Kafka</w:t>
+      </w:r>
+      <w:proofErr w:type="spellEnd"/>
+      <w:r>
+        <w:t>.</w:t>
       </w:r>
     </w:p>
     <w:p>
@@ -2052,7 +2188,15 @@
         <w:spacing w:after="100"/>
       </w:pPr>
       <w:r>
-        <w:t>центральный Admin;</w:t>
+        <w:t xml:space="preserve">центральный </w:t>
+      </w:r>
+      <w:proofErr w:type="spellStart"/>
+      <w:r>
+        <w:t>Admin</w:t>
+      </w:r>
+      <w:proofErr w:type="spellEnd"/>
+      <w:r>
+        <w:t>;</w:t>
       </w:r>
     </w:p>
     <w:p>
@@ -2078,7 +2222,15 @@
         <w:spacing w:after="100"/>
       </w:pPr>
       <w:r>
-        <w:t>центральный Platform Execution;</w:t>
+        <w:t xml:space="preserve">центральный Platform </w:t>
+      </w:r>
+      <w:proofErr w:type="spellStart"/>
+      <w:r>
+        <w:t>Execution</w:t>
+      </w:r>
+      <w:proofErr w:type="spellEnd"/>
+      <w:r>
+        <w:t>;</w:t>
       </w:r>
     </w:p>
     <w:p>
@@ -2103,21 +2255,31 @@
         </w:numPr>
         <w:spacing w:after="100"/>
       </w:pPr>
-      <w:r>
-        <w:t>PostgreSQL;</w:t>
-      </w:r>
-    </w:p>
-    <w:p>
-      <w:pPr>
-        <w:pStyle w:val="a4"/>
-        <w:numPr>
-          <w:ilvl w:val="0"/>
-          <w:numId w:val="2"/>
-        </w:numPr>
-        <w:spacing w:after="100"/>
-      </w:pPr>
-      <w:r>
-        <w:t>Kafka.</w:t>
+      <w:proofErr w:type="spellStart"/>
+      <w:r>
+        <w:t>PostgreSQL</w:t>
+      </w:r>
+      <w:proofErr w:type="spellEnd"/>
+      <w:r>
+        <w:t>;</w:t>
+      </w:r>
+    </w:p>
+    <w:p>
+      <w:pPr>
+        <w:pStyle w:val="a4"/>
+        <w:numPr>
+          <w:ilvl w:val="0"/>
+          <w:numId w:val="2"/>
+        </w:numPr>
+        <w:spacing w:after="100"/>
+      </w:pPr>
+      <w:proofErr w:type="spellStart"/>
+      <w:r>
+        <w:t>Kafka</w:t>
+      </w:r>
+      <w:proofErr w:type="spellEnd"/>
+      <w:r>
+        <w:t>.</w:t>
       </w:r>
     </w:p>
     <w:p>
@@ -2182,6 +2344,7 @@
         <w:spacing w:after="120"/>
       </w:pPr>
       <w:r>
+        <w:lastRenderedPageBreak/>
         <w:t>Через него передаются:</w:t>
       </w:r>
     </w:p>
@@ -2203,7 +2366,6 @@
         <w:spacing w:after="100"/>
       </w:pPr>
       <w:r>
-        <w:lastRenderedPageBreak/>
         <w:t>конфигурация;</w:t>
       </w:r>
     </w:p>
@@ -2420,7 +2582,23 @@
         <w:spacing w:after="120"/>
       </w:pPr>
       <w:r>
-        <w:t>При этом Admin, Studio и Platform Execution являются логически самостоятельными приложениями и используют собственные API.</w:t>
+        <w:t xml:space="preserve">При этом </w:t>
+      </w:r>
+      <w:proofErr w:type="spellStart"/>
+      <w:r>
+        <w:t>Admin</w:t>
+      </w:r>
+      <w:proofErr w:type="spellEnd"/>
+      <w:r>
+        <w:t xml:space="preserve">, Studio и Platform </w:t>
+      </w:r>
+      <w:proofErr w:type="spellStart"/>
+      <w:r>
+        <w:t>Execution</w:t>
+      </w:r>
+      <w:proofErr w:type="spellEnd"/>
+      <w:r>
+        <w:t xml:space="preserve"> являются логически самостоятельными приложениями и используют собственные API.</w:t>
       </w:r>
     </w:p>
     <w:p>
@@ -2478,15 +2656,15 @@
         <w:spacing w:after="200"/>
       </w:pPr>
       <w:r>
-        <w:t xml:space="preserve"> </w:t>
-      </w:r>
-    </w:p>
-    <w:p>
-      <w:pPr>
-        <w:spacing w:after="120"/>
-      </w:pPr>
-      <w:r>
         <w:lastRenderedPageBreak/>
+        <w:t xml:space="preserve"> </w:t>
+      </w:r>
+    </w:p>
+    <w:p>
+      <w:pPr>
+        <w:spacing w:after="120"/>
+      </w:pPr>
+      <w:r>
         <w:t>Диаграмма развертывания</w:t>
       </w:r>
       <w:r>
@@ -2588,21 +2766,34 @@
         </w:numPr>
         <w:spacing w:after="100"/>
       </w:pPr>
-      <w:r>
-        <w:t>Kubernetes;</w:t>
-      </w:r>
-    </w:p>
-    <w:p>
-      <w:pPr>
-        <w:pStyle w:val="a4"/>
-        <w:numPr>
-          <w:ilvl w:val="0"/>
-          <w:numId w:val="2"/>
-        </w:numPr>
-        <w:spacing w:after="100"/>
-      </w:pPr>
-      <w:r>
-        <w:t>Platform Execution;</w:t>
+      <w:proofErr w:type="spellStart"/>
+      <w:r>
+        <w:t>Kubernetes</w:t>
+      </w:r>
+      <w:proofErr w:type="spellEnd"/>
+      <w:r>
+        <w:t>;</w:t>
+      </w:r>
+    </w:p>
+    <w:p>
+      <w:pPr>
+        <w:pStyle w:val="a4"/>
+        <w:numPr>
+          <w:ilvl w:val="0"/>
+          <w:numId w:val="2"/>
+        </w:numPr>
+        <w:spacing w:after="100"/>
+      </w:pPr>
+      <w:r>
+        <w:t xml:space="preserve">Platform </w:t>
+      </w:r>
+      <w:proofErr w:type="spellStart"/>
+      <w:r>
+        <w:t>Execution</w:t>
+      </w:r>
+      <w:proofErr w:type="spellEnd"/>
+      <w:r>
+        <w:t>;</w:t>
       </w:r>
     </w:p>
     <w:p>
@@ -2627,8 +2818,13 @@
         </w:numPr>
         <w:spacing w:after="100"/>
       </w:pPr>
-      <w:r>
-        <w:t>Admin;</w:t>
+      <w:proofErr w:type="spellStart"/>
+      <w:r>
+        <w:t>Admin</w:t>
+      </w:r>
+      <w:proofErr w:type="spellEnd"/>
+      <w:r>
+        <w:t>;</w:t>
       </w:r>
     </w:p>
     <w:p>
@@ -2666,21 +2862,31 @@
         </w:numPr>
         <w:spacing w:after="100"/>
       </w:pPr>
-      <w:r>
-        <w:t>PostgreSQL;</w:t>
-      </w:r>
-    </w:p>
-    <w:p>
-      <w:pPr>
-        <w:pStyle w:val="a4"/>
-        <w:numPr>
-          <w:ilvl w:val="0"/>
-          <w:numId w:val="2"/>
-        </w:numPr>
-        <w:spacing w:after="100"/>
-      </w:pPr>
-      <w:r>
-        <w:t>Kafka;</w:t>
+      <w:proofErr w:type="spellStart"/>
+      <w:r>
+        <w:t>PostgreSQL</w:t>
+      </w:r>
+      <w:proofErr w:type="spellEnd"/>
+      <w:r>
+        <w:t>;</w:t>
+      </w:r>
+    </w:p>
+    <w:p>
+      <w:pPr>
+        <w:pStyle w:val="a4"/>
+        <w:numPr>
+          <w:ilvl w:val="0"/>
+          <w:numId w:val="2"/>
+        </w:numPr>
+        <w:spacing w:after="100"/>
+      </w:pPr>
+      <w:proofErr w:type="spellStart"/>
+      <w:r>
+        <w:t>Kafka</w:t>
+      </w:r>
+      <w:proofErr w:type="spellEnd"/>
+      <w:r>
+        <w:t>;</w:t>
       </w:r>
     </w:p>
     <w:p>
@@ -2774,6 +2980,7 @@
         <w:spacing w:after="120"/>
       </w:pPr>
       <w:r>
+        <w:lastRenderedPageBreak/>
         <w:t>В ней размещаются:</w:t>
       </w:r>
     </w:p>
@@ -2782,21 +2989,25 @@
         <w:spacing w:after="200"/>
       </w:pPr>
       <w:r>
-        <w:lastRenderedPageBreak/>
-        <w:t xml:space="preserve"> </w:t>
-      </w:r>
-    </w:p>
-    <w:p>
-      <w:pPr>
-        <w:pStyle w:val="a4"/>
-        <w:numPr>
-          <w:ilvl w:val="0"/>
-          <w:numId w:val="2"/>
-        </w:numPr>
-        <w:spacing w:after="100"/>
-      </w:pPr>
-      <w:r>
-        <w:t>Kubernetes;</w:t>
+        <w:t xml:space="preserve"> </w:t>
+      </w:r>
+    </w:p>
+    <w:p>
+      <w:pPr>
+        <w:pStyle w:val="a4"/>
+        <w:numPr>
+          <w:ilvl w:val="0"/>
+          <w:numId w:val="2"/>
+        </w:numPr>
+        <w:spacing w:after="100"/>
+      </w:pPr>
+      <w:proofErr w:type="spellStart"/>
+      <w:r>
+        <w:t>Kubernetes</w:t>
+      </w:r>
+      <w:proofErr w:type="spellEnd"/>
+      <w:r>
+        <w:t>;</w:t>
       </w:r>
     </w:p>
     <w:p>
@@ -2861,21 +3072,31 @@
         </w:numPr>
         <w:spacing w:after="100"/>
       </w:pPr>
-      <w:r>
-        <w:t>PostgreSQL;</w:t>
-      </w:r>
-    </w:p>
-    <w:p>
-      <w:pPr>
-        <w:pStyle w:val="a4"/>
-        <w:numPr>
-          <w:ilvl w:val="0"/>
-          <w:numId w:val="2"/>
-        </w:numPr>
-        <w:spacing w:after="100"/>
-      </w:pPr>
-      <w:r>
-        <w:t>Kafka;</w:t>
+      <w:proofErr w:type="spellStart"/>
+      <w:r>
+        <w:t>PostgreSQL</w:t>
+      </w:r>
+      <w:proofErr w:type="spellEnd"/>
+      <w:r>
+        <w:t>;</w:t>
+      </w:r>
+    </w:p>
+    <w:p>
+      <w:pPr>
+        <w:pStyle w:val="a4"/>
+        <w:numPr>
+          <w:ilvl w:val="0"/>
+          <w:numId w:val="2"/>
+        </w:numPr>
+        <w:spacing w:after="100"/>
+      </w:pPr>
+      <w:proofErr w:type="spellStart"/>
+      <w:r>
+        <w:t>Kafka</w:t>
+      </w:r>
+      <w:proofErr w:type="spellEnd"/>
+      <w:r>
+        <w:t>;</w:t>
       </w:r>
     </w:p>
     <w:p>
@@ -3084,48 +3305,60 @@
         <w:pStyle w:val="2"/>
         <w:spacing w:after="200"/>
       </w:pPr>
+      <w:proofErr w:type="spellStart"/>
       <w:r>
         <w:t>Kafka</w:t>
       </w:r>
-    </w:p>
-    <w:p>
-      <w:pPr>
-        <w:spacing w:after="200"/>
-      </w:pPr>
-      <w:r>
-        <w:t xml:space="preserve"> </w:t>
-      </w:r>
-    </w:p>
-    <w:p>
-      <w:pPr>
-        <w:spacing w:after="120"/>
-      </w:pPr>
-      <w:r>
-        <w:t>Kafka используется как механизм асинхронного обмена событиями и данными.</w:t>
-      </w:r>
-    </w:p>
-    <w:p>
-      <w:pPr>
-        <w:spacing w:after="200"/>
-      </w:pPr>
-      <w:r>
-        <w:t xml:space="preserve"> </w:t>
-      </w:r>
-    </w:p>
-    <w:p>
-      <w:pPr>
-        <w:spacing w:after="120"/>
-      </w:pPr>
-      <w:r>
-        <w:t>Kafka присутствует как в Центральном, так и в локальных контурах.</w:t>
-      </w:r>
-    </w:p>
-    <w:p>
-      <w:pPr>
-        <w:spacing w:after="200"/>
-      </w:pPr>
+      <w:proofErr w:type="spellEnd"/>
+    </w:p>
+    <w:p>
+      <w:pPr>
+        <w:spacing w:after="200"/>
+      </w:pPr>
+      <w:r>
+        <w:t xml:space="preserve"> </w:t>
+      </w:r>
+    </w:p>
+    <w:p>
+      <w:pPr>
+        <w:spacing w:after="120"/>
+      </w:pPr>
+      <w:proofErr w:type="spellStart"/>
+      <w:r>
+        <w:t>Kafka</w:t>
+      </w:r>
+      <w:proofErr w:type="spellEnd"/>
+      <w:r>
+        <w:t xml:space="preserve"> используется как механизм асинхронного обмена событиями и данными.</w:t>
+      </w:r>
+    </w:p>
+    <w:p>
+      <w:pPr>
+        <w:spacing w:after="200"/>
+      </w:pPr>
+      <w:r>
+        <w:t xml:space="preserve"> </w:t>
+      </w:r>
+    </w:p>
+    <w:p>
+      <w:pPr>
+        <w:spacing w:after="120"/>
+      </w:pPr>
+      <w:proofErr w:type="spellStart"/>
       <w:r>
         <w:lastRenderedPageBreak/>
+        <w:t>Kafka</w:t>
+      </w:r>
+      <w:proofErr w:type="spellEnd"/>
+      <w:r>
+        <w:t xml:space="preserve"> присутствует как в Центральном, так и в локальных контурах.</w:t>
+      </w:r>
+    </w:p>
+    <w:p>
+      <w:pPr>
+        <w:spacing w:after="200"/>
+      </w:pPr>
+      <w:r>
         <w:t xml:space="preserve"> </w:t>
       </w:r>
     </w:p>
@@ -3150,40 +3383,55 @@
         <w:pStyle w:val="2"/>
         <w:spacing w:after="200"/>
       </w:pPr>
+      <w:proofErr w:type="spellStart"/>
       <w:r>
         <w:t>Keycloak</w:t>
       </w:r>
-    </w:p>
-    <w:p>
-      <w:pPr>
-        <w:spacing w:after="200"/>
-      </w:pPr>
-      <w:r>
-        <w:t xml:space="preserve"> </w:t>
-      </w:r>
-    </w:p>
-    <w:p>
-      <w:pPr>
-        <w:spacing w:after="120"/>
-      </w:pPr>
-      <w:r>
-        <w:t>Keycloak является внешней системой идентификации.</w:t>
-      </w:r>
-    </w:p>
-    <w:p>
-      <w:pPr>
-        <w:spacing w:after="200"/>
-      </w:pPr>
-      <w:r>
-        <w:t xml:space="preserve"> </w:t>
-      </w:r>
-    </w:p>
-    <w:p>
-      <w:pPr>
-        <w:spacing w:after="120"/>
-      </w:pPr>
-      <w:r>
-        <w:t>Платформа обращается к Keycloak для:</w:t>
+      <w:proofErr w:type="spellEnd"/>
+    </w:p>
+    <w:p>
+      <w:pPr>
+        <w:spacing w:after="200"/>
+      </w:pPr>
+      <w:r>
+        <w:t xml:space="preserve"> </w:t>
+      </w:r>
+    </w:p>
+    <w:p>
+      <w:pPr>
+        <w:spacing w:after="120"/>
+      </w:pPr>
+      <w:proofErr w:type="spellStart"/>
+      <w:r>
+        <w:t>Keycloak</w:t>
+      </w:r>
+      <w:proofErr w:type="spellEnd"/>
+      <w:r>
+        <w:t xml:space="preserve"> является внешней системой идентификации.</w:t>
+      </w:r>
+    </w:p>
+    <w:p>
+      <w:pPr>
+        <w:spacing w:after="200"/>
+      </w:pPr>
+      <w:r>
+        <w:t xml:space="preserve"> </w:t>
+      </w:r>
+    </w:p>
+    <w:p>
+      <w:pPr>
+        <w:spacing w:after="120"/>
+      </w:pPr>
+      <w:r>
+        <w:t xml:space="preserve">Платформа обращается к </w:t>
+      </w:r>
+      <w:proofErr w:type="spellStart"/>
+      <w:r>
+        <w:t>Keycloak</w:t>
+      </w:r>
+      <w:proofErr w:type="spellEnd"/>
+      <w:r>
+        <w:t xml:space="preserve"> для:</w:t>
       </w:r>
     </w:p>
     <w:p>
@@ -3246,7 +3494,15 @@
         <w:spacing w:after="120"/>
       </w:pPr>
       <w:r>
-        <w:t>Сам Keycloak не является частью бизнес-логики MES.</w:t>
+        <w:t xml:space="preserve">Сам </w:t>
+      </w:r>
+      <w:proofErr w:type="spellStart"/>
+      <w:r>
+        <w:t>Keycloak</w:t>
+      </w:r>
+      <w:proofErr w:type="spellEnd"/>
+      <w:r>
+        <w:t xml:space="preserve"> не является частью бизнес-логики MES.</w:t>
       </w:r>
     </w:p>
     <w:p>
@@ -3352,15 +3608,15 @@
         <w:spacing w:after="200"/>
       </w:pPr>
       <w:r>
-        <w:t xml:space="preserve"> </w:t>
-      </w:r>
-    </w:p>
-    <w:p>
-      <w:pPr>
-        <w:spacing w:after="120"/>
-      </w:pPr>
-      <w:r>
         <w:lastRenderedPageBreak/>
+        <w:t xml:space="preserve"> </w:t>
+      </w:r>
+    </w:p>
+    <w:p>
+      <w:pPr>
+        <w:spacing w:after="120"/>
+      </w:pPr>
+      <w:r>
         <w:t>Это особенно важно для предприятий с жёсткими требованиями информационной безопасности.</w:t>
       </w:r>
     </w:p>
@@ -3377,7 +3633,15 @@
         <w:spacing w:after="120"/>
       </w:pPr>
       <w:r>
-        <w:t>Центральный контур не должен напрямую подключаться к PostgreSQL локального предприятия.</w:t>
+        <w:t xml:space="preserve">Центральный контур не должен напрямую подключаться к </w:t>
+      </w:r>
+      <w:proofErr w:type="spellStart"/>
+      <w:r>
+        <w:t>PostgreSQL</w:t>
+      </w:r>
+      <w:proofErr w:type="spellEnd"/>
+      <w:r>
+        <w:t xml:space="preserve"> локального предприятия.</w:t>
       </w:r>
     </w:p>
     <w:p>
@@ -3433,7 +3697,15 @@
         <w:t xml:space="preserve"> изображена на прилагаемом рисунке и</w:t>
       </w:r>
       <w:r>
-        <w:t xml:space="preserve"> показывает </w:t>
+        <w:t xml:space="preserve"> </w:t>
+      </w:r>
+      <w:proofErr w:type="gramStart"/>
+      <w:r>
+        <w:t>показывает</w:t>
+      </w:r>
+      <w:proofErr w:type="gramEnd"/>
+      <w:r>
+        <w:t xml:space="preserve"> </w:t>
       </w:r>
       <w:r>
         <w:rPr>
@@ -3577,6 +3849,7 @@
         <w:spacing w:after="200"/>
       </w:pPr>
       <w:r>
+        <w:lastRenderedPageBreak/>
         <w:t>Поток №2. Передача данных в Центральный контур</w:t>
       </w:r>
     </w:p>
@@ -3585,123 +3858,274 @@
         <w:spacing w:after="200"/>
       </w:pPr>
       <w:r>
+        <w:t xml:space="preserve"> </w:t>
+      </w:r>
+    </w:p>
+    <w:p>
+      <w:pPr>
+        <w:spacing w:after="120"/>
+      </w:pPr>
+      <w:r>
+        <w:t>Необходимая для корпоративного управления информация передаётся из локального контура в Центральный.</w:t>
+      </w:r>
+      <w:r>
+        <w:t xml:space="preserve"> </w:t>
+      </w:r>
+      <w:r>
+        <w:t xml:space="preserve">На схеме потоков данных показано, что инициатором соединения всегда выступает завод (изнутри наружу). </w:t>
+      </w:r>
+      <w:r>
+        <w:t>Т</w:t>
+      </w:r>
+      <w:r>
+        <w:t>акой подход удовлетворяет самым жестким требованиям промышленной безопасности (ИБ) и исключает несанкционированный доступ в сеть завода из интернета</w:t>
+      </w:r>
+      <w:r>
+        <w:t>.</w:t>
+      </w:r>
+    </w:p>
+    <w:p>
+      <w:pPr>
+        <w:spacing w:after="200"/>
+      </w:pPr>
+      <w:r>
+        <w:t xml:space="preserve"> </w:t>
+      </w:r>
+    </w:p>
+    <w:p>
+      <w:pPr>
+        <w:spacing w:after="120"/>
+      </w:pPr>
+      <w:r>
+        <w:t>Передача выполняется асинхронно.</w:t>
+      </w:r>
+    </w:p>
+    <w:p>
+      <w:pPr>
+        <w:spacing w:after="200"/>
+      </w:pPr>
+      <w:r>
+        <w:t xml:space="preserve"> </w:t>
+      </w:r>
+    </w:p>
+    <w:p>
+      <w:pPr>
+        <w:spacing w:after="120"/>
+      </w:pPr>
+      <w:r>
+        <w:t>Если Центральный контур временно недоступен:</w:t>
+      </w:r>
+    </w:p>
+    <w:p>
+      <w:pPr>
+        <w:spacing w:after="200"/>
+      </w:pPr>
+      <w:r>
+        <w:t xml:space="preserve"> </w:t>
+      </w:r>
+    </w:p>
+    <w:p>
+      <w:pPr>
+        <w:spacing w:after="100"/>
+        <w:ind w:left="20"/>
+      </w:pPr>
+      <w:r>
+        <w:t>1. локальная система продолжает работать;</w:t>
+      </w:r>
+    </w:p>
+    <w:p>
+      <w:pPr>
+        <w:spacing w:after="100"/>
+        <w:ind w:left="20"/>
+      </w:pPr>
+      <w:r>
+        <w:t>2. данные сохраняются локально;</w:t>
+      </w:r>
+    </w:p>
+    <w:p>
+      <w:pPr>
+        <w:spacing w:after="100"/>
+        <w:ind w:left="20"/>
+      </w:pPr>
+      <w:r>
+        <w:t>3. сообщения остаются в очереди;</w:t>
+      </w:r>
+    </w:p>
+    <w:p>
+      <w:pPr>
+        <w:spacing w:after="100"/>
+        <w:ind w:left="20"/>
+      </w:pPr>
+      <w:r>
+        <w:t>4. после восстановления связи данные передаются автоматически.</w:t>
+      </w:r>
+    </w:p>
+    <w:p>
+      <w:pPr>
+        <w:spacing w:after="200"/>
+      </w:pPr>
+      <w:r>
+        <w:t xml:space="preserve"> </w:t>
+      </w:r>
+    </w:p>
+    <w:p>
+      <w:pPr>
+        <w:spacing w:after="120"/>
+      </w:pPr>
+      <w:r>
+        <w:t>Таким образом, кратковременный сбой связи не приводит к остановке предприятия.</w:t>
+      </w:r>
+    </w:p>
+    <w:p>
+      <w:pPr>
+        <w:spacing w:after="200"/>
+      </w:pPr>
+      <w:r>
+        <w:t xml:space="preserve"> </w:t>
+      </w:r>
+    </w:p>
+    <w:p>
+      <w:pPr>
+        <w:pStyle w:val="2"/>
+        <w:spacing w:after="200"/>
+      </w:pPr>
+      <w:r>
+        <w:t>Поток №3. Центральная обработка</w:t>
+      </w:r>
+    </w:p>
+    <w:p>
+      <w:pPr>
+        <w:spacing w:after="200"/>
+      </w:pPr>
+      <w:r>
+        <w:t xml:space="preserve"> </w:t>
+      </w:r>
+    </w:p>
+    <w:p>
+      <w:pPr>
+        <w:spacing w:after="120"/>
+      </w:pPr>
+      <w:r>
+        <w:t>После поступления данных в Центральный контур они могут использоваться для:</w:t>
+      </w:r>
+    </w:p>
+    <w:p>
+      <w:pPr>
+        <w:spacing w:after="200"/>
+      </w:pPr>
+      <w:r>
+        <w:t xml:space="preserve"> </w:t>
+      </w:r>
+    </w:p>
+    <w:p>
+      <w:pPr>
+        <w:pStyle w:val="a4"/>
+        <w:numPr>
+          <w:ilvl w:val="0"/>
+          <w:numId w:val="2"/>
+        </w:numPr>
+        <w:spacing w:after="100"/>
+      </w:pPr>
+      <w:r>
+        <w:t>централизованного управления;</w:t>
+      </w:r>
+    </w:p>
+    <w:p>
+      <w:pPr>
+        <w:pStyle w:val="a4"/>
+        <w:numPr>
+          <w:ilvl w:val="0"/>
+          <w:numId w:val="2"/>
+        </w:numPr>
+        <w:spacing w:after="100"/>
+      </w:pPr>
+      <w:r>
+        <w:t>контроля состояния предприятий;</w:t>
+      </w:r>
+    </w:p>
+    <w:p>
+      <w:pPr>
+        <w:pStyle w:val="a4"/>
+        <w:numPr>
+          <w:ilvl w:val="0"/>
+          <w:numId w:val="2"/>
+        </w:numPr>
+        <w:spacing w:after="100"/>
+      </w:pPr>
+      <w:r>
+        <w:t>формирования сводной информации;</w:t>
+      </w:r>
+    </w:p>
+    <w:p>
+      <w:pPr>
+        <w:pStyle w:val="a4"/>
+        <w:numPr>
+          <w:ilvl w:val="0"/>
+          <w:numId w:val="2"/>
+        </w:numPr>
+        <w:spacing w:after="100"/>
+      </w:pPr>
+      <w:r>
+        <w:t>аналитики;</w:t>
+      </w:r>
+    </w:p>
+    <w:p>
+      <w:pPr>
+        <w:pStyle w:val="a4"/>
+        <w:numPr>
+          <w:ilvl w:val="0"/>
+          <w:numId w:val="2"/>
+        </w:numPr>
+        <w:spacing w:after="100"/>
+      </w:pPr>
+      <w:r>
+        <w:t>отчётности;</w:t>
+      </w:r>
+    </w:p>
+    <w:p>
+      <w:pPr>
+        <w:pStyle w:val="a4"/>
+        <w:numPr>
+          <w:ilvl w:val="0"/>
+          <w:numId w:val="2"/>
+        </w:numPr>
+        <w:spacing w:after="100"/>
+      </w:pPr>
+      <w:r>
+        <w:t>интеграции с корпоративными системами.</w:t>
+      </w:r>
+    </w:p>
+    <w:p>
+      <w:pPr>
+        <w:spacing w:after="200"/>
+      </w:pPr>
+      <w:r>
+        <w:t xml:space="preserve"> </w:t>
+      </w:r>
+    </w:p>
+    <w:p>
+      <w:pPr>
+        <w:spacing w:after="120"/>
+      </w:pPr>
+      <w:r>
+        <w:t>Центральный контур получает информацию в соответствии с заранее определёнными правилами обмена.</w:t>
+      </w:r>
+    </w:p>
+    <w:p>
+      <w:pPr>
+        <w:spacing w:after="200"/>
+      </w:pPr>
+      <w:r>
+        <w:t xml:space="preserve"> </w:t>
+      </w:r>
+    </w:p>
+    <w:p>
+      <w:pPr>
+        <w:spacing w:after="120"/>
+      </w:pPr>
+      <w:r>
         <w:lastRenderedPageBreak/>
-        <w:t xml:space="preserve"> </w:t>
-      </w:r>
-    </w:p>
-    <w:p>
-      <w:pPr>
-        <w:spacing w:after="120"/>
-      </w:pPr>
-      <w:r>
-        <w:t>Необходимая для корпоративного управления информация передаётся из локального контура в Центральный.</w:t>
-      </w:r>
-      <w:r>
-        <w:t xml:space="preserve"> </w:t>
-      </w:r>
-      <w:r>
-        <w:t xml:space="preserve">На схеме потоков данных показано, что инициатором соединения всегда выступает завод (изнутри наружу). </w:t>
-      </w:r>
-      <w:r>
-        <w:t>Т</w:t>
-      </w:r>
-      <w:r>
-        <w:t>акой подход удовлетворяет самым жестким требованиям промышленной безопасности (ИБ) и исключает несанкционированный доступ в сеть завода из интернета</w:t>
-      </w:r>
-      <w:r>
-        <w:t>.</w:t>
-      </w:r>
-    </w:p>
-    <w:p>
-      <w:pPr>
-        <w:spacing w:after="200"/>
-      </w:pPr>
-      <w:r>
-        <w:t xml:space="preserve"> </w:t>
-      </w:r>
-    </w:p>
-    <w:p>
-      <w:pPr>
-        <w:spacing w:after="120"/>
-      </w:pPr>
-      <w:r>
-        <w:t>Передача выполняется асинхронно.</w:t>
-      </w:r>
-    </w:p>
-    <w:p>
-      <w:pPr>
-        <w:spacing w:after="200"/>
-      </w:pPr>
-      <w:r>
-        <w:t xml:space="preserve"> </w:t>
-      </w:r>
-    </w:p>
-    <w:p>
-      <w:pPr>
-        <w:spacing w:after="120"/>
-      </w:pPr>
-      <w:r>
-        <w:t>Если Центральный контур временно недоступен:</w:t>
-      </w:r>
-    </w:p>
-    <w:p>
-      <w:pPr>
-        <w:spacing w:after="200"/>
-      </w:pPr>
-      <w:r>
-        <w:t xml:space="preserve"> </w:t>
-      </w:r>
-    </w:p>
-    <w:p>
-      <w:pPr>
-        <w:spacing w:after="100"/>
-        <w:ind w:left="20"/>
-      </w:pPr>
-      <w:r>
-        <w:t>1. локальная система продолжает работать;</w:t>
-      </w:r>
-    </w:p>
-    <w:p>
-      <w:pPr>
-        <w:spacing w:after="100"/>
-        <w:ind w:left="20"/>
-      </w:pPr>
-      <w:r>
-        <w:t>2. данные сохраняются локально;</w:t>
-      </w:r>
-    </w:p>
-    <w:p>
-      <w:pPr>
-        <w:spacing w:after="100"/>
-        <w:ind w:left="20"/>
-      </w:pPr>
-      <w:r>
-        <w:t>3. сообщения остаются в очереди;</w:t>
-      </w:r>
-    </w:p>
-    <w:p>
-      <w:pPr>
-        <w:spacing w:after="100"/>
-        <w:ind w:left="20"/>
-      </w:pPr>
-      <w:r>
-        <w:t>4. после восстановления связи данные передаются автоматически.</w:t>
-      </w:r>
-    </w:p>
-    <w:p>
-      <w:pPr>
-        <w:spacing w:after="200"/>
-      </w:pPr>
-      <w:r>
-        <w:t xml:space="preserve"> </w:t>
-      </w:r>
-    </w:p>
-    <w:p>
-      <w:pPr>
-        <w:spacing w:after="120"/>
-      </w:pPr>
-      <w:r>
-        <w:t>Таким образом, кратковременный сбой связи не приводит к остановке предприятия.</w:t>
+        <w:t>Он не должен получать весь внутренний массив данных предприятия без необходимости.</w:t>
       </w:r>
     </w:p>
     <w:p>
@@ -3718,158 +4142,6 @@
         <w:spacing w:after="200"/>
       </w:pPr>
       <w:r>
-        <w:t>Поток №3. Центральная обработка</w:t>
-      </w:r>
-    </w:p>
-    <w:p>
-      <w:pPr>
-        <w:spacing w:after="200"/>
-      </w:pPr>
-      <w:r>
-        <w:t xml:space="preserve"> </w:t>
-      </w:r>
-    </w:p>
-    <w:p>
-      <w:pPr>
-        <w:spacing w:after="120"/>
-      </w:pPr>
-      <w:r>
-        <w:t>После поступления данных в Центральный контур они могут использоваться для:</w:t>
-      </w:r>
-    </w:p>
-    <w:p>
-      <w:pPr>
-        <w:spacing w:after="200"/>
-      </w:pPr>
-      <w:r>
-        <w:t xml:space="preserve"> </w:t>
-      </w:r>
-    </w:p>
-    <w:p>
-      <w:pPr>
-        <w:pStyle w:val="a4"/>
-        <w:numPr>
-          <w:ilvl w:val="0"/>
-          <w:numId w:val="2"/>
-        </w:numPr>
-        <w:spacing w:after="100"/>
-      </w:pPr>
-      <w:r>
-        <w:t>централизованного управления;</w:t>
-      </w:r>
-    </w:p>
-    <w:p>
-      <w:pPr>
-        <w:pStyle w:val="a4"/>
-        <w:numPr>
-          <w:ilvl w:val="0"/>
-          <w:numId w:val="2"/>
-        </w:numPr>
-        <w:spacing w:after="100"/>
-      </w:pPr>
-      <w:r>
-        <w:t>контроля состояния предприятий;</w:t>
-      </w:r>
-    </w:p>
-    <w:p>
-      <w:pPr>
-        <w:pStyle w:val="a4"/>
-        <w:numPr>
-          <w:ilvl w:val="0"/>
-          <w:numId w:val="2"/>
-        </w:numPr>
-        <w:spacing w:after="100"/>
-      </w:pPr>
-      <w:r>
-        <w:t>формирования сводной информации;</w:t>
-      </w:r>
-    </w:p>
-    <w:p>
-      <w:pPr>
-        <w:pStyle w:val="a4"/>
-        <w:numPr>
-          <w:ilvl w:val="0"/>
-          <w:numId w:val="2"/>
-        </w:numPr>
-        <w:spacing w:after="100"/>
-      </w:pPr>
-      <w:r>
-        <w:t>аналитики;</w:t>
-      </w:r>
-    </w:p>
-    <w:p>
-      <w:pPr>
-        <w:pStyle w:val="a4"/>
-        <w:numPr>
-          <w:ilvl w:val="0"/>
-          <w:numId w:val="2"/>
-        </w:numPr>
-        <w:spacing w:after="100"/>
-      </w:pPr>
-      <w:r>
-        <w:t>отчётности;</w:t>
-      </w:r>
-    </w:p>
-    <w:p>
-      <w:pPr>
-        <w:pStyle w:val="a4"/>
-        <w:numPr>
-          <w:ilvl w:val="0"/>
-          <w:numId w:val="2"/>
-        </w:numPr>
-        <w:spacing w:after="100"/>
-      </w:pPr>
-      <w:r>
-        <w:t>интеграции с корпоративными системами.</w:t>
-      </w:r>
-    </w:p>
-    <w:p>
-      <w:pPr>
-        <w:spacing w:after="200"/>
-      </w:pPr>
-      <w:r>
-        <w:t xml:space="preserve"> </w:t>
-      </w:r>
-    </w:p>
-    <w:p>
-      <w:pPr>
-        <w:spacing w:after="120"/>
-      </w:pPr>
-      <w:r>
-        <w:t>Центральный контур получает информацию в соответствии с заранее определёнными правилами обмена.</w:t>
-      </w:r>
-    </w:p>
-    <w:p>
-      <w:pPr>
-        <w:spacing w:after="200"/>
-      </w:pPr>
-      <w:r>
-        <w:t xml:space="preserve"> </w:t>
-      </w:r>
-    </w:p>
-    <w:p>
-      <w:pPr>
-        <w:spacing w:after="120"/>
-      </w:pPr>
-      <w:r>
-        <w:t>Он не должен получать весь внутренний массив данных предприятия без необходимости.</w:t>
-      </w:r>
-    </w:p>
-    <w:p>
-      <w:pPr>
-        <w:spacing w:after="200"/>
-      </w:pPr>
-      <w:r>
-        <w:t xml:space="preserve"> </w:t>
-      </w:r>
-    </w:p>
-    <w:p>
-      <w:pPr>
-        <w:pStyle w:val="2"/>
-        <w:spacing w:after="200"/>
-      </w:pPr>
-      <w:r>
-        <w:lastRenderedPageBreak/>
         <w:t>Поток №4. Интеграция с корпоративными системами</w:t>
       </w:r>
     </w:p>
@@ -4121,6 +4393,7 @@
         <w:spacing w:after="120"/>
       </w:pPr>
       <w:r>
+        <w:lastRenderedPageBreak/>
         <w:t>Это снижает риск того, что ошибочная или несовместимая конфигурация нарушит работу предприятия.</w:t>
       </w:r>
     </w:p>
@@ -4138,7 +4411,6 @@
         <w:spacing w:after="200"/>
       </w:pPr>
       <w:r>
-        <w:lastRenderedPageBreak/>
         <w:t>Поток №6. Работа пользователей</w:t>
       </w:r>
     </w:p>
@@ -4187,7 +4459,15 @@
         <w:spacing w:after="120"/>
       </w:pPr>
       <w:r>
-        <w:t>Администратор предприятия работает с локальным Admin.</w:t>
+        <w:t xml:space="preserve">Администратор предприятия работает с локальным </w:t>
+      </w:r>
+      <w:proofErr w:type="spellStart"/>
+      <w:r>
+        <w:t>Admin</w:t>
+      </w:r>
+      <w:proofErr w:type="spellEnd"/>
+      <w:r>
+        <w:t>.</w:t>
       </w:r>
     </w:p>
     <w:p>
@@ -4374,6 +4654,7 @@
         <w:spacing w:after="200"/>
       </w:pPr>
       <w:r>
+        <w:lastRenderedPageBreak/>
         <w:t xml:space="preserve"> </w:t>
       </w:r>
     </w:p>
@@ -4386,7 +4667,6 @@
           <w:b/>
           <w:bCs/>
         </w:rPr>
-        <w:lastRenderedPageBreak/>
         <w:t>4. Масштабируемость.</w:t>
       </w:r>
       <w:r>
@@ -5166,6 +5446,7 @@
   <w:style w:type="character" w:default="1" w:styleId="a0">
     <w:name w:val="Default Paragraph Font"/>
     <w:uiPriority w:val="1"/>
+    <w:semiHidden/>
     <w:unhideWhenUsed/>
   </w:style>
   <w:style w:type="table" w:default="1" w:styleId="a1">
